--- a/Documentation/05092025_API_v_FF_50_Validation_Stage_1_5.docx
+++ b/Documentation/05092025_API_v_FF_50_Validation_Stage_1_5.docx
@@ -1917,7 +1917,7 @@
               <w:spacing w:after="160" w:line="278" w:lineRule="auto"/>
             </w:pPr>
             <w:r>
-              <w:t>9</w:t>
+              <w:t>10</w:t>
             </w:r>
           </w:p>
         </w:tc>
@@ -1931,7 +1931,7 @@
               <w:spacing w:after="160" w:line="278" w:lineRule="auto"/>
             </w:pPr>
             <w:r>
-              <w:t>9</w:t>
+              <w:t>8</w:t>
             </w:r>
           </w:p>
         </w:tc>
@@ -2015,7 +2015,10 @@
         <w:t>True Positives (TP):</w:t>
       </w:r>
       <w:r>
-        <w:t xml:space="preserve"> 9</w:t>
+        <w:t xml:space="preserve"> </w:t>
+      </w:r>
+      <w:r>
+        <w:t>10</w:t>
       </w:r>
     </w:p>
     <w:p>
@@ -2051,7 +2054,10 @@
         <w:t>False Positives (FP):</w:t>
       </w:r>
       <w:r>
-        <w:t xml:space="preserve"> 9</w:t>
+        <w:t xml:space="preserve"> </w:t>
+      </w:r>
+      <w:r>
+        <w:t>8</w:t>
       </w:r>
     </w:p>
     <w:p>
@@ -2087,7 +2093,13 @@
         <w:t>Accuracy:</w:t>
       </w:r>
       <w:r>
-        <w:t xml:space="preserve"> 60%</w:t>
+        <w:t xml:space="preserve"> 6</w:t>
+      </w:r>
+      <w:r>
+        <w:t>3.3</w:t>
+      </w:r>
+      <w:r>
+        <w:t>%</w:t>
       </w:r>
     </w:p>
     <w:p>
@@ -2105,7 +2117,13 @@
         <w:t>Precision:</w:t>
       </w:r>
       <w:r>
-        <w:t xml:space="preserve"> 75%</w:t>
+        <w:t xml:space="preserve"> 7</w:t>
+      </w:r>
+      <w:r>
+        <w:t>6.9</w:t>
+      </w:r>
+      <w:r>
+        <w:t>%</w:t>
       </w:r>
     </w:p>
     <w:p>
